--- a/templates/mom/template.docx
+++ b/templates/mom/template.docx
@@ -813,7 +813,7 @@
             <a:graphicData uri="http://schemas.openxmlformats.org/drawingml/2006/picture">
               <pic:pic>
                 <pic:nvPicPr>
-                  <pic:cNvPr id="0" name="clean_permission_header.png"/>
+                  <pic:cNvPr id="0" name="club_banner_placeholder.png"/>
                   <pic:cNvPicPr/>
                 </pic:nvPicPr>
                 <pic:blipFill>
